--- a/5.11 fjy/PartB_section.docx
+++ b/5.11 fjy/PartB_section.docx
@@ -205,6 +205,28 @@
           </w:p>
         </w:tc>
       </w:tr>
+      <w:tr>
+        <w:tc>
+          <w:tcPr>
+            <w:tcW w:type="dxa" w:w="4320"/>
+          </w:tcPr>
+          <w:p>
+            <w:r>
+              <w:t>Zone geometry</w:t>
+            </w:r>
+          </w:p>
+        </w:tc>
+        <w:tc>
+          <w:tcPr>
+            <w:tcW w:type="dxa" w:w="4320"/>
+          </w:tcPr>
+          <w:p>
+            <w:r>
+              <w:t>Campania.shp — 222 zones, WGS84</w:t>
+            </w:r>
+          </w:p>
+        </w:tc>
+      </w:tr>
     </w:tbl>
     <w:p>
       <w:r>
@@ -231,7 +253,7 @@
     </w:p>
     <w:p>
       <w:r>
-        <w:t>Saturation: V/C = peak-hour rail demand / line capacity, with LOS bands (A–C &lt;0.60; D 0.60–0.85; E 0.85–1.0 near-capacity; F &gt;1.0 oversaturated / “collapse”). Two calibers: corridor-level and per-line (each zone’s demand split across its serving lines in proportion to capacity).</w:t>
+        <w:t>Saturation: V/C = peak-hour rail demand / line capacity, with LOS bands (A–C &lt;0.60; D 0.60–0.85; E 0.85–1.0 near-capacity; F &gt;1.0 oversaturated / “collapse”). Two calibers: corridor-level and per-line.</w:t>
       </w:r>
     </w:p>
     <w:p>
@@ -579,7 +601,7 @@
     </w:p>
     <w:p>
       <w:r>
-        <w:t>Spatial pattern: the load is highly uneven. The race venue (West) is served by three lines and keeps V/C ≈ 0.35; saturation concentrates on the central spine and the Napoli Centrale gateway.</w:t>
+        <w:t>Spatial pattern (choropleth on real zone boundaries): the added demand concentrates on central Naples and the Napoli Centrale gateway, while the race venue (Bagnoli/Fuorigrotta) absorbs a much smaller absolute increment — consistent with the line-level result that L1 is the binding constraint.</w:t>
       </w:r>
     </w:p>
     <w:p>
@@ -589,7 +611,7 @@
       <w:r>
         <w:drawing>
           <wp:inline xmlns:a="http://schemas.openxmlformats.org/drawingml/2006/main" xmlns:pic="http://schemas.openxmlformats.org/drawingml/2006/picture">
-            <wp:extent cx="5486400" cy="4840700"/>
+            <wp:extent cx="5486400" cy="3838222"/>
             <wp:docPr id="3" name="Picture 3"/>
             <wp:cNvGraphicFramePr>
               <a:graphicFrameLocks noChangeAspect="1"/>
@@ -598,7 +620,7 @@
               <a:graphicData uri="http://schemas.openxmlformats.org/drawingml/2006/picture">
                 <pic:pic>
                   <pic:nvPicPr>
-                    <pic:cNvPr id="0" name="B_map_saturation.png"/>
+                    <pic:cNvPr id="0" name="B_map_saturation_shapefile.png"/>
                     <pic:cNvPicPr/>
                   </pic:nvPicPr>
                   <pic:blipFill>
@@ -610,7 +632,7 @@
                   <pic:spPr>
                     <a:xfrm>
                       <a:off x="0" y="0"/>
-                      <a:ext cx="5486400" cy="4840700"/>
+                      <a:ext cx="5486400" cy="3838222"/>
                     </a:xfrm>
                     <a:prstGeom prst="rect"/>
                   </pic:spPr>
@@ -630,7 +652,7 @@
           <w:i/>
           <w:sz w:val="18"/>
         </w:rPr>
-        <w:t>Fig. 3 — Saturation hotspots. Red = oversaturated central spine; green = headroom at the venue.</w:t>
+        <w:t>Fig. 3 — Added demand by zone (tourist-arrival increment, trips/month). Central Naples absorbs the highest absolute load; the venue is lighter.</w:t>
       </w:r>
     </w:p>
     <w:p>
@@ -645,7 +667,7 @@
       <w:r>
         <w:drawing>
           <wp:inline xmlns:a="http://schemas.openxmlformats.org/drawingml/2006/main" xmlns:pic="http://schemas.openxmlformats.org/drawingml/2006/picture">
-            <wp:extent cx="5486400" cy="5168527"/>
+            <wp:extent cx="5486400" cy="4797173"/>
             <wp:docPr id="4" name="Picture 4"/>
             <wp:cNvGraphicFramePr>
               <a:graphicFrameLocks noChangeAspect="1"/>
@@ -654,7 +676,7 @@
               <a:graphicData uri="http://schemas.openxmlformats.org/drawingml/2006/picture">
                 <pic:pic>
                   <pic:nvPicPr>
-                    <pic:cNvPr id="0" name="B_map_accessibility_osrm.png"/>
+                    <pic:cNvPr id="0" name="B_map_accessibility_shapefile.png"/>
                     <pic:cNvPicPr/>
                   </pic:nvPicPr>
                   <pic:blipFill>
@@ -666,7 +688,7 @@
                   <pic:spPr>
                     <a:xfrm>
                       <a:off x="0" y="0"/>
-                      <a:ext cx="5486400" cy="5168527"/>
+                      <a:ext cx="5486400" cy="4797173"/>
                     </a:xfrm>
                     <a:prstGeom prst="rect"/>
                   </pic:spPr>
@@ -686,7 +708,7 @@
           <w:i/>
           <w:sz w:val="18"/>
         </w:rPr>
-        <w:t>Fig. 4 — Road accessibility to venues (OSRM). Colour = drive time; bubble size = tourist origin volume.</w:t>
+        <w:t>Fig. 4 — Road accessibility to venues (OSRM). Drive time to nearest venue per zone (green = near, red = far).</w:t>
       </w:r>
     </w:p>
     <w:p>

--- a/5.11 fjy/PartB_section.docx
+++ b/5.11 fjy/PartB_section.docx
@@ -37,7 +37,7 @@
     </w:p>
     <w:p>
       <w:r>
-        <w:t>The brief’s headline question is whether Naples’ transport system can absorb the extraordinary America’s Cup demand. We answer it quantitatively with a volume-to-capacity (V/C) saturation analysis of the rail lines serving the event area, comparing the as-is baseline against the event scenario, and complement it with a real road-network accessibility analysis (OSRM).</w:t>
+        <w:t>The brief’s headline question is whether Naples’ transport system can absorb the extraordinary America’s Cup demand. We answer it with a volume-to-capacity (V/C) saturation analysis of the rail lines serving the event area, comparing the as-is baseline against the event scenario, complemented by a real road-network accessibility analysis (OSRM).</w:t>
       </w:r>
     </w:p>
     <w:p>
@@ -253,7 +253,7 @@
     </w:p>
     <w:p>
       <w:r>
-        <w:t>Saturation: V/C = peak-hour rail demand / line capacity, with LOS bands (A–C &lt;0.60; D 0.60–0.85; E 0.85–1.0 near-capacity; F &gt;1.0 oversaturated / “collapse”). Two calibers: corridor-level and per-line.</w:t>
+        <w:t>Saturation: V/C = peak-hour rail demand / line capacity, with level-of-service bands (A–C &lt;0.60; D 0.60–0.80; E 0.80–1.0 near-capacity; F &gt;1.0 oversaturated / “collapse”). 0.80 is taken as the practical near-capacity threshold for peak rail loading. Two calibers: corridor-level and per-line.</w:t>
       </w:r>
     </w:p>
     <w:p>
@@ -540,7 +540,7 @@
           <w:i/>
           <w:sz w:val="18"/>
         </w:rPr>
-        <w:t>Fig. 1 — Peak-hour V/C by rail line (baseline vs event).</w:t>
+        <w:t>Fig. 1 — Peak-hour V/C by rail line (baseline vs event). Orange = near-capacity, red = oversaturated.</w:t>
       </w:r>
     </w:p>
     <w:p>
@@ -601,7 +601,7 @@
     </w:p>
     <w:p>
       <w:r>
-        <w:t>Spatial pattern (choropleth on real zone boundaries): the added demand concentrates on central Naples and the Napoli Centrale gateway, while the race venue (Bagnoli/Fuorigrotta) absorbs a much smaller absolute increment — consistent with the line-level result that L1 is the binding constraint.</w:t>
+        <w:t>Spatial pattern (choropleth on real zone boundaries): the added demand concentrates on central Naples and the Napoli Centrale gateway, while the race venue (Bagnoli/Fuorigrotta) absorbs a much smaller absolute increment — consistent with the line-level result that L1 is the binding constraint. (We map the absolute increment, not growth-%, which is misleading for low-baseline rural zones.)</w:t>
       </w:r>
     </w:p>
     <w:p>
@@ -729,7 +729,7 @@
         <w:pStyle w:val="ListBullet"/>
       </w:pPr>
       <w:r>
-        <w:t>Metro Line 1 is the binding constraint — the central spine serving the race village and the Napoli Centrale gateway. The event pushes it from 0.69 to 0.84, leaving no reserve, and it tips into oversaturation (&gt;1.0) under a 60% transit share. The steepest demand growth (+50%) lands on this corridor.</w:t>
+        <w:t>Metro Line 1 is the binding constraint — the central spine serving the race village and the Napoli Centrale gateway. The event pushes it from 0.69 to 0.84 (near-capacity), leaving no reserve, and it tips into oversaturation (&gt;1.0) under a 60% transit share. The steepest demand growth (+50%) lands on this corridor.</w:t>
       </w:r>
     </w:p>
     <w:p>

--- a/5.11 fjy/PartB_section.docx
+++ b/5.11 fjy/PartB_section.docx
@@ -262,6 +262,63 @@
       </w:pPr>
       <w:r>
         <w:t>5. Results</w:t>
+      </w:r>
+    </w:p>
+    <w:p>
+      <w:pPr/>
+      <w:r>
+        <w:t>Spatial overview — venues and rail lines: the schematic below locates the three event anchors (Bagnoli venue, Race Village, Napoli Centrale gateway), the western interchange (Fuorigrotta/Mostra) and the four analysed rail corridors, colour-coded by event V/C (peak hour, 50% transit share).</w:t>
+      </w:r>
+    </w:p>
+    <w:p>
+      <w:pPr>
+        <w:jc w:val="center"/>
+      </w:pPr>
+      <w:r>
+        <w:drawing>
+          <wp:inline xmlns:a="http://schemas.openxmlformats.org/drawingml/2006/main" xmlns:pic="http://schemas.openxmlformats.org/drawingml/2006/picture">
+            <wp:extent cx="5486400" cy="3310493"/>
+            <wp:docPr id="5" name="Picture 5"/>
+            <wp:cNvGraphicFramePr>
+              <a:graphicFrameLocks noChangeAspect="1"/>
+            </wp:cNvGraphicFramePr>
+            <a:graphic>
+              <a:graphicData uri="http://schemas.openxmlformats.org/drawingml/2006/picture">
+                <pic:pic>
+                  <pic:nvPicPr>
+                    <pic:cNvPr id="0" name="B_map_venues_rail_schematic.png"/>
+                    <pic:cNvPicPr/>
+                  </pic:nvPicPr>
+                  <pic:blipFill>
+                    <a:blip r:embed="rId13"/>
+                    <a:stretch>
+                      <a:fillRect/>
+                    </a:stretch>
+                  </pic:blipFill>
+                  <pic:spPr>
+                    <a:xfrm>
+                      <a:off x="0" y="0"/>
+                      <a:ext cx="5486400" cy="3310493"/>
+                    </a:xfrm>
+                    <a:prstGeom prst="rect"/>
+                  </pic:spPr>
+                </pic:pic>
+              </a:graphicData>
+            </a:graphic>
+          </wp:inline>
+        </w:drawing>
+      </w:r>
+    </w:p>
+    <w:p>
+      <w:pPr>
+        <w:jc w:val="center"/>
+      </w:pPr>
+      <w:r>
+        <w:rPr>
+          <w:i/>
+          <w:sz w:val="18"/>
+        </w:rPr>
+        <w:t>Fig. 1 — Event venues and the four analysed rail corridors (Metro L1/L6/L2 and Cumana), colour-coded by peak-hour event V/C (50% transit share). Line geometry follows major stations (illustrative, not official track GIS).</w:t>
       </w:r>
     </w:p>
     <w:p>
@@ -540,7 +597,7 @@
           <w:i/>
           <w:sz w:val="18"/>
         </w:rPr>
-        <w:t>Fig. 1 — Peak-hour V/C by rail line (baseline vs event). Orange = near-capacity, red = oversaturated.</w:t>
+        <w:t>Fig. 2 — Peak-hour V/C by rail line (baseline vs event). Orange = near-capacity, red = oversaturated.</w:t>
       </w:r>
     </w:p>
     <w:p>
@@ -596,7 +653,7 @@
           <w:i/>
           <w:sz w:val="18"/>
         </w:rPr>
-        <w:t>Fig. 2 — Event V/C vs assumed transit mode share. Only Line 1 crosses 1.0.</w:t>
+        <w:t>Fig. 3 — Event V/C vs assumed transit mode share. Only Line 1 crosses 1.0.</w:t>
       </w:r>
     </w:p>
     <w:p>
@@ -652,7 +709,7 @@
           <w:i/>
           <w:sz w:val="18"/>
         </w:rPr>
-        <w:t>Fig. 3 — Added demand by zone (tourist-arrival increment, trips/month). Central Naples absorbs the highest absolute load; the venue is lighter.</w:t>
+        <w:t>Fig. 4 — Added demand by zone (tourist-arrival increment, trips/month). Central Naples absorbs the highest absolute load; the venue is lighter.</w:t>
       </w:r>
     </w:p>
     <w:p>
@@ -708,7 +765,7 @@
           <w:i/>
           <w:sz w:val="18"/>
         </w:rPr>
-        <w:t>Fig. 4 — Road accessibility to venues (OSRM). Drive time to nearest venue per zone (green = near, red = far).</w:t>
+        <w:t>Fig. 5 — Road accessibility to venues (OSRM). Drive time to nearest venue per zone (green = near, red = far).</w:t>
       </w:r>
     </w:p>
     <w:p>

--- a/5.11 fjy/PartB_section.docx
+++ b/5.11 fjy/PartB_section.docx
@@ -50,7 +50,7 @@
     </w:p>
     <w:p>
       <w:r>
-        <w:t>The demand model concentrates arrivals in 9 traffic zones. Seven came from the demand-forecast destinations; we additionally include zones 2 and 33 (Fuorigrotta / Mostra d’Oltremare), the western rail interchange (Cumana + Line 2 + Line 6) feeding the Bagnoli race course, otherwise omitted.</w:t>
+        <w:t>The demand model concentrates arrivals in the central-Naples and venue zones (identities taken from the official zone coordinates). Two corridors are analysed, plus the Napoli Centrale rail hub:</w:t>
       </w:r>
     </w:p>
     <w:p>
@@ -58,7 +58,7 @@
         <w:pStyle w:val="ListBullet"/>
       </w:pPr>
       <w:r>
-        <w:t>West corridor (venue): zones 2, 10, 33 — Bagnoli / Fuorigrotta race &amp; tech zone.</w:t>
+        <w:t>West corridor (venue): zones 10, 2, 33 — Bagnoli race &amp; tech zone and the Fuorigrotta / Mostra western interchange (Cumana + Line 2 + Line 6).</w:t>
       </w:r>
     </w:p>
     <w:p>
@@ -66,7 +66,7 @@
         <w:pStyle w:val="ListBullet"/>
       </w:pPr>
       <w:r>
-        <w:t>Central corridor (gateway + race village): zones 1, 3, 71, 195, 216 — central waterfront and the Napoli Centrale rail gateway.</w:t>
+        <w:t>Central corridor (waterfront + gateway): zones 3, 1, 71, 195, 216 and zone 79 — central waterfront, Centro Direzionale and the Napoli Centrale rail hub (Lines 1+2). The station hub proper is zone 79 (~0.8 km from the platforms); zone 1 is the adjacent Centro Direzionale district.</w:t>
       </w:r>
     </w:p>
     <w:p>
@@ -74,7 +74,7 @@
         <w:pStyle w:val="ListBullet"/>
       </w:pPr>
       <w:r>
-        <w:t>Zone 73 (Nocera Superiore, ~30 km SE): accommodation outlier on regional rail, reported separately.</w:t>
+        <w:t>The airport (zone 191) and the Pompeii / Vesuvius tourist zones (68, 212) sit on separate networks (Alibus / Circumvesuviana–EAV regional rail) and are discussed qualitatively, not modelled in the metro V/C.</w:t>
       </w:r>
     </w:p>
     <w:p>
@@ -230,7 +230,7 @@
     </w:tbl>
     <w:p>
       <w:r>
-        <w:t>Region-wide the event adds +11% of trips; in the central event zones the increment reaches +23%, peaking at +50% in the Napoli Centrale gateway zone. Rail peak-hour, per-direction capacity: Metro L1 ≈ 12,000 · Metro L6 ≈ 7,200 · Metro L2 ≈ 3,600 · Cumana ≈ 1,050.</w:t>
+        <w:t>Inputs: background_od.mtx (as-is, 98.8 M trips/month) + total_new_project_flow (PROJECT event scenario, 108.4 M); the tourist surge = PROJECT − background = 9.6 M trips. Region-wide the event adds +9.7%; concentrated on the 20-day event window this raises event-day arrivals into the 9 zones by +25% on average (Race Village +45%, Centro Direzionale +74%, Bagnoli +30%, Napoli Centrale hub +16%). Rail peak-hour, per-direction capacity: Metro L1 ≈ 12,000 · L6 ≈ 7,200 · L2 ≈ 3,600 · Cumana ≈ 1,050.</w:t>
       </w:r>
     </w:p>
     <w:p>
@@ -243,7 +243,7 @@
     </w:p>
     <w:p>
       <w:r>
-        <w:t>Demand chain (per zone): monthly arrivals (matrix column-sum) ÷ 30.4 days → daily; × 8% peak-hour share → peak-hour arrivals (one direction); × 50% transit share → peak-hour rail demand.</w:t>
+        <w:t>Demand chain (per zone): as-is daily = background monthly column-sum ÷ 30.4 days; event-day = as-is daily + (PROJECT − background) column-sum ÷ 20 event days (the surge spread over the days visitors are present); × 8% peak-hour share → peak-hour arrivals (one direction); × 50% transit share → peak-hour rail demand.</w:t>
       </w:r>
     </w:p>
     <w:p>
@@ -267,7 +267,7 @@
     <w:p>
       <w:pPr/>
       <w:r>
-        <w:t>Spatial overview — venues and rail lines: the schematic below locates the three event anchors (Bagnoli venue, Race Village, Napoli Centrale gateway), the western interchange (Fuorigrotta/Mostra) and the four analysed rail corridors, colour-coded by event V/C (peak hour, 50% transit share).</w:t>
+        <w:t>Spatial overview — venues and rail lines: the map below (real Campania zone boundaries) locates the event anchors (Bagnoli venue, Race Village, Napoli Centrale rail hub), the western interchange (Fuorigrotta/Mostra) and the four analysed rail corridors, colour-coded by event-day V/C (peak hour, 50% transit share).</w:t>
       </w:r>
     </w:p>
     <w:p>
@@ -277,7 +277,7 @@
       <w:r>
         <w:drawing>
           <wp:inline xmlns:a="http://schemas.openxmlformats.org/drawingml/2006/main" xmlns:pic="http://schemas.openxmlformats.org/drawingml/2006/picture">
-            <wp:extent cx="5486400" cy="3310493"/>
+            <wp:extent cx="5486400" cy="3312688"/>
             <wp:docPr id="5" name="Picture 5"/>
             <wp:cNvGraphicFramePr>
               <a:graphicFrameLocks noChangeAspect="1"/>
@@ -298,7 +298,7 @@
                   <pic:spPr>
                     <a:xfrm>
                       <a:off x="0" y="0"/>
-                      <a:ext cx="5486400" cy="3310493"/>
+                      <a:ext cx="5486400" cy="3312688"/>
                     </a:xfrm>
                     <a:prstGeom prst="rect"/>
                   </pic:spPr>
@@ -318,7 +318,7 @@
           <w:i/>
           <w:sz w:val="18"/>
         </w:rPr>
-        <w:t>Fig. 1 — Event venues and the four analysed rail corridors (Metro L1/L6/L2 and Cumana), colour-coded by peak-hour event V/C (50% transit share). Line geometry follows major stations (illustrative, not official track GIS).</w:t>
+        <w:t>Fig. 1 — Event venues and the four analysed rail corridors (Metro L1/L6/L2 and Cumana), colour-coded by peak-hour event-day V/C (50% transit share). Line geometry follows major stations (illustrative, not official track GIS).</w:t>
       </w:r>
     </w:p>
     <w:p>
@@ -556,7 +556,7 @@
       <w:r>
         <w:drawing>
           <wp:inline xmlns:a="http://schemas.openxmlformats.org/drawingml/2006/main" xmlns:pic="http://schemas.openxmlformats.org/drawingml/2006/picture">
-            <wp:extent cx="5486400" cy="3302534"/>
+            <wp:extent cx="5486400" cy="3302264"/>
             <wp:docPr id="1" name="Picture 1"/>
             <wp:cNvGraphicFramePr>
               <a:graphicFrameLocks noChangeAspect="1"/>
@@ -577,7 +577,7 @@
                   <pic:spPr>
                     <a:xfrm>
                       <a:off x="0" y="0"/>
-                      <a:ext cx="5486400" cy="3302534"/>
+                      <a:ext cx="5486400" cy="3302264"/>
                     </a:xfrm>
                     <a:prstGeom prst="rect"/>
                   </pic:spPr>
@@ -602,7 +602,7 @@
     </w:p>
     <w:p>
       <w:r>
-        <w:t>Sensitivity: at 40% transit share L1 sits at 0.67; at 50% it reaches 0.84; at 60% it crosses 1.01 (oversaturated). All other lines stay below 0.75. L1 is the only line at risk.</w:t>
+        <w:t>Sensitivity: at 40% transit share L1 sits at 0.73; at 50% it reaches 0.91; at 60% it crosses 1.09 (oversaturated). The corridor-level caliber (all central demand on L1) gives event-day V/C = 1.20. All other lines stay at or below 0.84. L1 is the only line at risk.</w:t>
       </w:r>
     </w:p>
     <w:p>
@@ -612,7 +612,7 @@
       <w:r>
         <w:drawing>
           <wp:inline xmlns:a="http://schemas.openxmlformats.org/drawingml/2006/main" xmlns:pic="http://schemas.openxmlformats.org/drawingml/2006/picture">
-            <wp:extent cx="5486400" cy="3315820"/>
+            <wp:extent cx="5486400" cy="3315980"/>
             <wp:docPr id="2" name="Picture 2"/>
             <wp:cNvGraphicFramePr>
               <a:graphicFrameLocks noChangeAspect="1"/>
@@ -633,7 +633,7 @@
                   <pic:spPr>
                     <a:xfrm>
                       <a:off x="0" y="0"/>
-                      <a:ext cx="5486400" cy="3315820"/>
+                      <a:ext cx="5486400" cy="3315980"/>
                     </a:xfrm>
                     <a:prstGeom prst="rect"/>
                   </pic:spPr>
@@ -668,7 +668,7 @@
       <w:r>
         <w:drawing>
           <wp:inline xmlns:a="http://schemas.openxmlformats.org/drawingml/2006/main" xmlns:pic="http://schemas.openxmlformats.org/drawingml/2006/picture">
-            <wp:extent cx="5486400" cy="3838222"/>
+            <wp:extent cx="5486400" cy="3838285"/>
             <wp:docPr id="3" name="Picture 3"/>
             <wp:cNvGraphicFramePr>
               <a:graphicFrameLocks noChangeAspect="1"/>
@@ -689,7 +689,7 @@
                   <pic:spPr>
                     <a:xfrm>
                       <a:off x="0" y="0"/>
-                      <a:ext cx="5486400" cy="3838222"/>
+                      <a:ext cx="5486400" cy="3838285"/>
                     </a:xfrm>
                     <a:prstGeom prst="rect"/>
                   </pic:spPr>
@@ -714,7 +714,7 @@
     </w:p>
     <w:p>
       <w:r>
-        <w:t>Road accessibility (OSRM): of the tourist demand originating within Campania, 73% is within a 45-minute drive of the venues (weighted-mean 37 min); but ~20% originates beyond 60 minutes (Salerno/Avellino/Cilento), depending on long road approaches and regional rail.</w:t>
+        <w:t>Road accessibility (OSRM): of the tourist demand originating within Campania, 71% is within a 45-minute drive of the venues (weighted-mean 41 min); but ~21% originates beyond 60 minutes (Salerno/Avellino/Cilento), depending on long road approaches and regional rail.</w:t>
       </w:r>
     </w:p>
     <w:p>
@@ -724,7 +724,7 @@
       <w:r>
         <w:drawing>
           <wp:inline xmlns:a="http://schemas.openxmlformats.org/drawingml/2006/main" xmlns:pic="http://schemas.openxmlformats.org/drawingml/2006/picture">
-            <wp:extent cx="5486400" cy="4797173"/>
+            <wp:extent cx="5486400" cy="4783043"/>
             <wp:docPr id="4" name="Picture 4"/>
             <wp:cNvGraphicFramePr>
               <a:graphicFrameLocks noChangeAspect="1"/>
@@ -745,7 +745,7 @@
                   <pic:spPr>
                     <a:xfrm>
                       <a:off x="0" y="0"/>
-                      <a:ext cx="5486400" cy="4797173"/>
+                      <a:ext cx="5486400" cy="4783043"/>
                     </a:xfrm>
                     <a:prstGeom prst="rect"/>
                   </pic:spPr>
@@ -786,7 +786,7 @@
         <w:pStyle w:val="ListBullet"/>
       </w:pPr>
       <w:r>
-        <w:t>Metro Line 1 is the binding constraint — the central spine serving the race village and the Napoli Centrale gateway. The event pushes it from 0.69 to 0.84 (near-capacity), leaving no reserve, and it tips into oversaturation (&gt;1.0) under a 60% transit share. The steepest demand growth (+50%) lands on this corridor.</w:t>
+        <w:t>Metro Line 1 is the binding constraint — the central spine serving the race village, Centro Direzionale and the Napoli Centrale gateway. The event pushes it from 0.71 to 0.91 on an event day, leaving essentially no reserve, and it tips into oversaturation (&gt;1.0) under a 60% transit share or the corridor-concentration caliber (1.20). The steepest demand growth lands on this corridor.</w:t>
       </w:r>
     </w:p>
     <w:p>
@@ -794,7 +794,7 @@
         <w:pStyle w:val="ListBullet"/>
       </w:pPr>
       <w:r>
-        <w:t>The race venue (Bagnoli/Fuorigrotta) is over-served — three lines carry only V/C ≈ 0.35–0.62.</w:t>
+        <w:t>The race venue (Bagnoli/Fuorigrotta) is over-served — three lines (Cumana, L2, L6) carry only V/C ≈ 0.51–0.70, i.e. ample spare capacity.</w:t>
       </w:r>
     </w:p>
     <w:p>

--- a/5.11 fjy/PartB_section.docx
+++ b/5.11 fjy/PartB_section.docx
@@ -407,20 +407,46 @@
         <w:rPr>
           <w:rFonts w:hint="eastAsia"/>
         </w:rPr>
-        <w:t>Spread across the whole of Campania, that surge is only a +9.7% increase, which on its own doesn't look alarming. The problem is that it doesn't spread evenly. It concentrates on a 20-day event window and on just nine zones around the venues and central Naples, where event-day arrivals climb by about 25% on average</w:t>
+        <w:t>Spread across the whole of Campania, that surge is only a +9.7% increase, which on its own doesn't look alarming. The problem is that it doesn't spread evenly. It concentrates on a 20-day event window and on just nine zones around the venues and central Naples, where the growth runs several times the regional average</w:t>
       </w:r>
       <w:r>
         <w:rPr>
           <w:rFonts w:hint="eastAsia" w:eastAsia="宋体"/>
           <w:lang w:val="en-US" w:eastAsia="zh-CN"/>
         </w:rPr>
-        <w:t xml:space="preserve">, </w:t>
+        <w:t>,</w:t>
       </w:r>
       <w:r>
         <w:rPr>
           <w:rFonts w:hint="eastAsia"/>
         </w:rPr>
-        <w:t>and considerably more in the hardest-hit areas, with the Race Village up roughly 45%, Centro Direzionale 74%, Bagnoli 30%, and the Napoli Centrale hub 16%.</w:t>
+        <w:t xml:space="preserve"> heaviest on the central waterfront and around the Napoli Centrale gateway, and noticeably</w:t>
+      </w:r>
+      <w:r>
+        <w:rPr>
+          <w:rFonts w:hint="eastAsia" w:eastAsia="宋体"/>
+          <w:lang w:val="en-US" w:eastAsia="zh-CN"/>
+        </w:rPr>
+        <w:t xml:space="preserve"> </w:t>
+      </w:r>
+      <w:r>
+        <w:rPr>
+          <w:rFonts w:hint="eastAsia"/>
+        </w:rPr>
+        <w:t>lighter at the venue itself, which is exactly why the central spine rather</w:t>
+      </w:r>
+      <w:r>
+        <w:rPr>
+          <w:rFonts w:hint="eastAsia" w:eastAsia="宋体"/>
+          <w:lang w:val="en-US" w:eastAsia="zh-CN"/>
+        </w:rPr>
+        <w:t xml:space="preserve"> </w:t>
+      </w:r>
+      <w:r>
+        <w:rPr>
+          <w:rFonts w:hint="eastAsia"/>
+        </w:rPr>
+        <w:t>than the venue becomes the bottleneck.</w:t>
       </w:r>
     </w:p>
     <w:p>
@@ -437,6 +463,8 @@
         </w:rPr>
         <w:t>On the supply side, we use published peak-hour capacities for each rail line per direction: Metro Line 1 carries around 12,000 passengers an hour, Line 6 about 7,200, Line 2 about 3,600, and the Cumana around 1,050. Road travel times between zones come from a full 222-zone driving-time matrix built on the real road network, and all zone boundaries follow the official Campania geography.</w:t>
       </w:r>
+      <w:bookmarkStart w:id="0" w:name="_GoBack"/>
+      <w:bookmarkEnd w:id="0"/>
     </w:p>
     <w:p>
       <w:pPr>
@@ -1151,8 +1179,6 @@
           </wp:inline>
         </w:drawing>
       </w:r>
-      <w:bookmarkStart w:id="0" w:name="_GoBack"/>
-      <w:bookmarkEnd w:id="0"/>
     </w:p>
     <w:p>
       <w:pPr>
@@ -1664,7 +1690,7 @@
     <w:lsdException w:uiPriority="99" w:name="Document Map"/>
     <w:lsdException w:uiPriority="99" w:name="Plain Text"/>
     <w:lsdException w:uiPriority="99" w:name="E-mail Signature"/>
-    <w:lsdException w:uiPriority="99" w:name="Normal (Web)"/>
+    <w:lsdException w:qFormat="1" w:uiPriority="99" w:name="Normal (Web)"/>
     <w:lsdException w:uiPriority="99" w:name="HTML Acronym"/>
     <w:lsdException w:uiPriority="99" w:name="HTML Address"/>
     <w:lsdException w:uiPriority="99" w:name="HTML Cite"/>
@@ -1800,7 +1826,7 @@
     <w:lsdException w:qFormat="1" w:unhideWhenUsed="0" w:uiPriority="61" w:semiHidden="0" w:name="Light List Accent 5"/>
     <w:lsdException w:qFormat="1" w:unhideWhenUsed="0" w:uiPriority="62" w:semiHidden="0" w:name="Light Grid Accent 5"/>
     <w:lsdException w:qFormat="1" w:unhideWhenUsed="0" w:uiPriority="63" w:semiHidden="0" w:name="Medium Shading 1 Accent 5"/>
-    <w:lsdException w:unhideWhenUsed="0" w:uiPriority="64" w:semiHidden="0" w:name="Medium Shading 2 Accent 5"/>
+    <w:lsdException w:qFormat="1" w:unhideWhenUsed="0" w:uiPriority="64" w:semiHidden="0" w:name="Medium Shading 2 Accent 5"/>
     <w:lsdException w:qFormat="1" w:unhideWhenUsed="0" w:uiPriority="65" w:semiHidden="0" w:name="Medium List 1 Accent 5"/>
     <w:lsdException w:qFormat="1" w:unhideWhenUsed="0" w:uiPriority="66" w:semiHidden="0" w:name="Medium List 2 Accent 5"/>
     <w:lsdException w:qFormat="1" w:unhideWhenUsed="0" w:uiPriority="67" w:semiHidden="0" w:name="Medium Grid 1 Accent 5"/>
@@ -2381,6 +2407,7 @@
     <w:basedOn w:val="1"/>
     <w:semiHidden/>
     <w:unhideWhenUsed/>
+    <w:qFormat/>
     <w:uiPriority w:val="99"/>
     <w:rPr>
       <w:sz w:val="24"/>
@@ -6282,6 +6309,7 @@
   <w:style w:type="table" w:styleId="68">
     <w:name w:val="Medium Shading 2 Accent 5"/>
     <w:basedOn w:val="33"/>
+    <w:qFormat/>
     <w:uiPriority w:val="64"/>
     <w:pPr>
       <w:spacing w:after="0" w:line="240" w:lineRule="auto"/>
@@ -13978,6 +14006,7 @@
     <w:name w:val="Footer Char"/>
     <w:basedOn w:val="133"/>
     <w:link w:val="24"/>
+    <w:qFormat/>
     <w:uiPriority w:val="99"/>
   </w:style>
   <w:style w:type="paragraph" w:styleId="138">
@@ -14066,6 +14095,7 @@
     <w:name w:val="Subtitle Char"/>
     <w:basedOn w:val="133"/>
     <w:link w:val="26"/>
+    <w:qFormat/>
     <w:uiPriority w:val="11"/>
     <w:rPr>
       <w:rFonts w:asciiTheme="majorHAnsi" w:hAnsiTheme="majorHAnsi" w:eastAsiaTheme="majorEastAsia" w:cstheme="majorBidi"/>
@@ -14096,6 +14126,7 @@
     <w:name w:val="Body Text Char"/>
     <w:basedOn w:val="133"/>
     <w:link w:val="19"/>
+    <w:qFormat/>
     <w:uiPriority w:val="99"/>
   </w:style>
   <w:style w:type="character" w:customStyle="1" w:styleId="146">
@@ -14109,6 +14140,7 @@
     <w:name w:val="Body Text 3 Char"/>
     <w:basedOn w:val="133"/>
     <w:link w:val="17"/>
+    <w:qFormat/>
     <w:uiPriority w:val="99"/>
     <w:rPr>
       <w:sz w:val="16"/>
